--- a/report/GML_결과보고서_20쪽판.docx
+++ b/report/GML_결과보고서_20쪽판.docx
@@ -2344,7 +2344,7 @@
       <w:r>
         <w:drawing>
           <wp:inline distT="0" distB="0" distL="0" distR="0">
-            <wp:extent cx="5200000" cy="1409777"/>
+            <wp:extent cx="5200000" cy="1733333"/>
             <wp:effectExtent l="0" t="0" r="0" b="0"/>
             <wp:docPr id="1" name="Picture 1"/>
             <wp:cNvGraphicFramePr/>
@@ -2364,7 +2364,7 @@
                   <pic:spPr>
                     <a:xfrm>
                       <a:off x="0" y="0"/>
-                      <a:ext cx="5200000" cy="1409777"/>
+                      <a:ext cx="5200000" cy="1733333"/>
                     </a:xfrm>
                     <a:prstGeom prst="rect">
                       <a:avLst/>
@@ -3577,7 +3577,7 @@
       <w:r>
         <w:drawing>
           <wp:inline distT="0" distB="0" distL="0" distR="0">
-            <wp:extent cx="5200000" cy="1412272"/>
+            <wp:extent cx="5200000" cy="1733333"/>
             <wp:effectExtent l="0" t="0" r="0" b="0"/>
             <wp:docPr id="2" name="Picture 2"/>
             <wp:cNvGraphicFramePr/>
@@ -3597,7 +3597,7 @@
                   <pic:spPr>
                     <a:xfrm>
                       <a:off x="0" y="0"/>
-                      <a:ext cx="5200000" cy="1412272"/>
+                      <a:ext cx="5200000" cy="1733333"/>
                     </a:xfrm>
                     <a:prstGeom prst="rect">
                       <a:avLst/>
@@ -6501,7 +6501,7 @@
       <w:r>
         <w:drawing>
           <wp:inline distT="0" distB="0" distL="0" distR="0">
-            <wp:extent cx="5200000" cy="1929777"/>
+            <wp:extent cx="5200000" cy="1733333"/>
             <wp:effectExtent l="0" t="0" r="0" b="0"/>
             <wp:docPr id="3" name="Picture 3"/>
             <wp:cNvGraphicFramePr/>
@@ -6521,7 +6521,7 @@
                   <pic:spPr>
                     <a:xfrm>
                       <a:off x="0" y="0"/>
-                      <a:ext cx="5200000" cy="1929777"/>
+                      <a:ext cx="5200000" cy="1733333"/>
                     </a:xfrm>
                     <a:prstGeom prst="rect">
                       <a:avLst/>
@@ -6571,7 +6571,7 @@
           <w:sz w:val="18"/>
           <w:szCs w:val="18"/>
         </w:rPr>
-        <w:t xml:space="preserve">활동전위(0.5–40 Hz)는 통과대역에 겨우 걸치지만, 변동전위와 수분 스트레스가 담기는 10⁻⁴–10⁻² Hz 대역은 고역통과 필터에 의해 완전히 차단된다.</w:t>
+        <w:t xml:space="preserve">식물에서 오는 세 신호는 모두 통과대역 아래에 있다. 활동전위조차 전파 속도(5.6 cm/min)로 환산하면 0.03 Hz 수준이라 걸리지 않는다. 통과대역 안에 남는 것은 60 Hz 유도잡음뿐이다.</w:t>
       </w:r>
     </w:p>
     <w:p>
@@ -6831,7 +6831,7 @@
       <w:r>
         <w:drawing>
           <wp:inline distT="0" distB="0" distL="0" distR="0">
-            <wp:extent cx="5200000" cy="1733333"/>
+            <wp:extent cx="5200000" cy="1664000"/>
             <wp:effectExtent l="0" t="0" r="0" b="0"/>
             <wp:docPr id="4" name="Picture 4"/>
             <wp:cNvGraphicFramePr/>
@@ -6851,7 +6851,7 @@
                   <pic:spPr>
                     <a:xfrm>
                       <a:off x="0" y="0"/>
-                      <a:ext cx="5200000" cy="1733333"/>
+                      <a:ext cx="5200000" cy="1664000"/>
                     </a:xfrm>
                     <a:prstGeom prst="rect">
                       <a:avLst/>

--- a/report/GML_결과보고서_20쪽판.docx
+++ b/report/GML_결과보고서_20쪽판.docx
@@ -2344,7 +2344,7 @@
       <w:r>
         <w:drawing>
           <wp:inline distT="0" distB="0" distL="0" distR="0">
-            <wp:extent cx="5200000" cy="1733333"/>
+            <wp:extent cx="4950000" cy="1375000"/>
             <wp:effectExtent l="0" t="0" r="0" b="0"/>
             <wp:docPr id="1" name="Picture 1"/>
             <wp:cNvGraphicFramePr/>
@@ -2364,7 +2364,7 @@
                   <pic:spPr>
                     <a:xfrm>
                       <a:off x="0" y="0"/>
-                      <a:ext cx="5200000" cy="1733333"/>
+                      <a:ext cx="4950000" cy="1375000"/>
                     </a:xfrm>
                     <a:prstGeom prst="rect">
                       <a:avLst/>
@@ -3577,7 +3577,7 @@
       <w:r>
         <w:drawing>
           <wp:inline distT="0" distB="0" distL="0" distR="0">
-            <wp:extent cx="5200000" cy="1733333"/>
+            <wp:extent cx="4950000" cy="1375000"/>
             <wp:effectExtent l="0" t="0" r="0" b="0"/>
             <wp:docPr id="2" name="Picture 2"/>
             <wp:cNvGraphicFramePr/>
@@ -3597,7 +3597,7 @@
                   <pic:spPr>
                     <a:xfrm>
                       <a:off x="0" y="0"/>
-                      <a:ext cx="5200000" cy="1733333"/>
+                      <a:ext cx="4950000" cy="1375000"/>
                     </a:xfrm>
                     <a:prstGeom prst="rect">
                       <a:avLst/>
@@ -6501,7 +6501,7 @@
       <w:r>
         <w:drawing>
           <wp:inline distT="0" distB="0" distL="0" distR="0">
-            <wp:extent cx="5200000" cy="1733333"/>
+            <wp:extent cx="4950000" cy="1815000"/>
             <wp:effectExtent l="0" t="0" r="0" b="0"/>
             <wp:docPr id="3" name="Picture 3"/>
             <wp:cNvGraphicFramePr/>
@@ -6521,7 +6521,7 @@
                   <pic:spPr>
                     <a:xfrm>
                       <a:off x="0" y="0"/>
-                      <a:ext cx="5200000" cy="1733333"/>
+                      <a:ext cx="4950000" cy="1815000"/>
                     </a:xfrm>
                     <a:prstGeom prst="rect">
                       <a:avLst/>
@@ -6571,7 +6571,7 @@
           <w:sz w:val="18"/>
           <w:szCs w:val="18"/>
         </w:rPr>
-        <w:t xml:space="preserve">식물에서 오는 세 신호는 모두 통과대역 아래에 있다. 활동전위조차 전파 속도(5.6 cm/min)로 환산하면 0.03 Hz 수준이라 걸리지 않는다. 통과대역 안에 남는 것은 60 Hz 유도잡음뿐이다.</w:t>
+        <w:t xml:space="preserve">세 신호 모두 통과대역 아래에 있어 100 dB 이상 감쇠한다. 통과대역 안에 남는 것은 60 Hz 유도잡음뿐이다.</w:t>
       </w:r>
     </w:p>
     <w:p>
@@ -6831,7 +6831,7 @@
       <w:r>
         <w:drawing>
           <wp:inline distT="0" distB="0" distL="0" distR="0">
-            <wp:extent cx="5200000" cy="1664000"/>
+            <wp:extent cx="4950000" cy="1815000"/>
             <wp:effectExtent l="0" t="0" r="0" b="0"/>
             <wp:docPr id="4" name="Picture 4"/>
             <wp:cNvGraphicFramePr/>
@@ -6851,7 +6851,7 @@
                   <pic:spPr>
                     <a:xfrm>
                       <a:off x="0" y="0"/>
-                      <a:ext cx="5200000" cy="1664000"/>
+                      <a:ext cx="4950000" cy="1815000"/>
                     </a:xfrm>
                     <a:prstGeom prst="rect">
                       <a:avLst/>
@@ -9123,7 +9123,7 @@
           <w:sz w:val="18"/>
           <w:szCs w:val="18"/>
         </w:rPr>
-        <w:t xml:space="preserve">[7] Green Mind Lab. GML_PLANT: 식물 전기신호 실시간 상태 분류 시스템. GitHub. https://github.com/packsunjin/GML_PLANT</w:t>
+        <w:t xml:space="preserve">[7] Green Mind Lab. GML_PLANT. GitHub. https://github.com/packsunjin/GML_PLANT</w:t>
       </w:r>
     </w:p>
     <w:p>

--- a/report/GML_결과보고서_20쪽판.docx
+++ b/report/GML_결과보고서_20쪽판.docx
@@ -1228,7 +1228,7 @@
           <w:sz w:val="22"/>
           <w:szCs w:val="22"/>
         </w:rPr>
-        <w:t xml:space="preserve">측정 설계에서 결정적인 것은 이 신호들의 크기와 속도다. 진폭은 측정 방식에 따라 편차가 커서 표면 전극의 과도 신호는 1 mV 미만으로[9], 토마토 줄기에서는 21.2 mV로[12] 보고된다. 속도는 더 중요하다. 토마토 AP의 전파 속도 5.6 ± 0.5 cm/min[12]은 초속 0.93 mm여서, 전극을 3 cm 간격으로 붙이면 신호가 두 전극 사이를 지나는 데 약 32초가 걸린다. 즉 전극에서 보이는 파형의 시간 규모는 초가 아니라 수십 초이며 주파수로는 0.03 Hz 수준이다. 자기재생 방식임에도 신경 신호(초속 수 m)보다 10⁵배 느린 것은 전용 축삭 없이 체관부 세포를 하나씩 거쳐 가기 때문이다. 이 진폭과 속도가 Ⅳ장 6절 분석의 핵심 근거가 된다.</w:t>
+        <w:t xml:space="preserve">측정 설계에서 결정적인 것은 이 신호들의 크기와 속도다. 진폭은 측정 방식에 따라 편차가 커서 표면 전극의 과도 신호는 1 mV 미만으로[9], 토마토 줄기에서는 21.2 mV로[12] 보고된다. 속도는 더 중요하다. 토마토 AP의 전파 속도 5.6 ± 0.5 cm/min[12]은 초속 0.93 mm여서, 전극을 3 cm 간격으로 붙이면 신호가 두 전극 사이를 지나는 데 약 32초가 걸린다. 다만 이 32초는 신호가 전극 사이를 건너가는 시간이지 전극 하나가 보는 파형의 지속시간이 아니다. 후자는 문헌이 0.025–2초로 보고하므로[9] 0.5–40 Hz다. 즉 한 신호에 두 시간 규모가 공존한다 — 빠른 과도 성분과 수십 초 규모의 기준점 이동이며, 이 구분이 Ⅳ장 6절에서 결정적으로 쓰인다. 자기재생 방식임에도 신경 신호(초속 수 m)보다 10⁵배 느린 것은 전용 축삭 없이 체관부 세포를 하나씩 거쳐 가기 때문이다. 이 진폭과 속도가 Ⅳ장 6절 분석의 핵심 근거가 된다.</w:t>
       </w:r>
     </w:p>
     <w:p>
@@ -2209,7 +2209,7 @@
           <w:sz w:val="22"/>
           <w:szCs w:val="22"/>
         </w:rPr>
-        <w:t xml:space="preserve">식물 세포외 전기신호 측정 프로토콜을 정리한 문헌은 비분극성 Ag/AgCl 전극, 입력 임피던스 2 × 10¹³ Ω의 전압 폴로어, DC 결합(고역통과 필터 없음), 40–100 Hz 샘플링·24비트 ADC를 제시한다[17]. 샘플링 요구치가 AP의 신호 대역(0.03 Hz 수준)보다 훨씬 높아 보이지만 모순은 아니다 — 같은 전극으로 훨씬 짧은 시간 규모의 변화까지 함께 잡아야 하고, 나이퀴스트 여유와 60 Hz 계열 잡음 제거용 여유 대역까지 고려하면 40–100 Hz는 VP·AP를 동시에 놓치지 않기 위한 하한선에 가깝다.</w:t>
+        <w:t xml:space="preserve">식물 세포외 전기신호 측정 프로토콜을 정리한 문헌은 비분극성 Ag/AgCl 전극, 입력 임피던스 2 × 10¹³ Ω의 전압 폴로어, DC 결합(고역통과 필터 없음), 40–100 Hz 샘플링·24비트 ADC를 제시한다[17]. 샘플링 요구치가 VP·수분 스트레스의 느린 대역에 비해 훨씬 높아 보이지만 모순은 아니다 — 같은 전극으로 AP의 0.025초짜리 가장자리까지 함께 잡아야 하고, 나이퀴스트 여유와 60 Hz 계열 잡음 제거용 여유 대역까지 고려하면 40–100 Hz는 VP·AP를 동시에 놓치지 않기 위한 하한선에 가깝다.</w:t>
       </w:r>
     </w:p>
     <w:p>
@@ -2344,7 +2344,7 @@
       <w:r>
         <w:drawing>
           <wp:inline distT="0" distB="0" distL="0" distR="0">
-            <wp:extent cx="4950000" cy="1375000"/>
+            <wp:extent cx="4950000" cy="1100000"/>
             <wp:effectExtent l="0" t="0" r="0" b="0"/>
             <wp:docPr id="1" name="Picture 1"/>
             <wp:cNvGraphicFramePr/>
@@ -2364,7 +2364,7 @@
                   <pic:spPr>
                     <a:xfrm>
                       <a:off x="0" y="0"/>
-                      <a:ext cx="4950000" cy="1375000"/>
+                      <a:ext cx="4950000" cy="1100000"/>
                     </a:xfrm>
                     <a:prstGeom prst="rect">
                       <a:avLst/>
@@ -3577,7 +3577,7 @@
       <w:r>
         <w:drawing>
           <wp:inline distT="0" distB="0" distL="0" distR="0">
-            <wp:extent cx="4950000" cy="1375000"/>
+            <wp:extent cx="4950000" cy="1243000"/>
             <wp:effectExtent l="0" t="0" r="0" b="0"/>
             <wp:docPr id="2" name="Picture 2"/>
             <wp:cNvGraphicFramePr/>
@@ -3597,7 +3597,7 @@
                   <pic:spPr>
                     <a:xfrm>
                       <a:off x="0" y="0"/>
-                      <a:ext cx="4950000" cy="1375000"/>
+                      <a:ext cx="4950000" cy="1243000"/>
                     </a:xfrm>
                     <a:prstGeom prst="rect">
                       <a:avLst/>
@@ -6489,7 +6489,82 @@
           <w:sz w:val="22"/>
           <w:szCs w:val="22"/>
         </w:rPr>
-        <w:t xml:space="preserve">AD8232의 0.5 Hz 고역통과–40 Hz 저역통과 고정 대역은[8] 심전도 QRS 복합파(10–25 Hz)에 맞춰진 것이다. 반면 Ⅱ장 4절의 토마토 실측값을 주파수로 환산하면 활동전위는 전극 간격 3 cm 기준 통과에 약 32초가 걸려 0.03 Hz 수준[12], 변동전위는 지속 수십 분이므로 10⁻³ Hz 이하[13], 수분 스트레스는 수 시간 규모이므로 10⁻⁴ Hz 수준이다. 세 신호 모두 0.5 Hz 고역통과 필터 아래에 있다. 당초 본 연구는 활동전위가 “초 단위의 빠른 신호”이므로 통과대역에 걸칠 것으로 판단했으나, 전극에서 관측되는 파형의 시간 규모를 결정하는 것은 세포 수준의 탈분극 속도가 아니라 조직을 따라 전파되는 속도였다.</w:t>
+        <w:t xml:space="preserve">AD8232의 0.5 Hz 고역통과–40 Hz 저역통과 고정 대역은[8] 심전도 QRS 복합파(10–25 Hz)에 맞춰진 것이다. 이 대역에 세 상태의 신호가 어떻게 놓이는지를 지속시간으로 환산해 보면 다음과 같다.</w:t>
+      </w:r>
+    </w:p>
+    <w:p>
+      <w:pPr>
+        <w:spacing w:before="0" w:after="60" w:line="312" w:lineRule="auto"/>
+        <w:ind w:left="440" w:hanging="220"/>
+        <w:rPr>
+          <w:rFonts w:ascii="휴먼명조" w:hAnsi="휴먼명조" w:eastAsia="휴먼명조" w:cs="휴먼명조"/>
+          <w:sz w:val="22"/>
+          <w:szCs w:val="22"/>
+        </w:rPr>
+      </w:pPr>
+      <w:r>
+        <w:rPr>
+          <w:rFonts w:ascii="휴먼명조" w:hAnsi="휴먼명조" w:eastAsia="휴먼명조" w:cs="휴먼명조"/>
+          <w:sz w:val="22"/>
+          <w:szCs w:val="22"/>
+        </w:rPr>
+        <w:t xml:space="preserve">· 활동전위 — 문헌이 보고하는 식물 과도 전기신호의 지속시간은 0.025–2초다[9]. 주파수로는 대략 0.5–40 Hz로, 공교롭게도 AD8232의 통과대역과 거의 겹친다. 즉 접촉 반응의 빠른 과도 성분은 통과한다.</w:t>
+      </w:r>
+    </w:p>
+    <w:p>
+      <w:pPr>
+        <w:spacing w:before="0" w:after="60" w:line="312" w:lineRule="auto"/>
+        <w:ind w:left="440" w:hanging="220"/>
+        <w:rPr>
+          <w:rFonts w:ascii="휴먼명조" w:hAnsi="휴먼명조" w:eastAsia="휴먼명조" w:cs="휴먼명조"/>
+          <w:sz w:val="22"/>
+          <w:szCs w:val="22"/>
+        </w:rPr>
+      </w:pPr>
+      <w:r>
+        <w:rPr>
+          <w:rFonts w:ascii="휴먼명조" w:hAnsi="휴먼명조" w:eastAsia="휴먼명조" w:cs="휴먼명조"/>
+          <w:sz w:val="22"/>
+          <w:szCs w:val="22"/>
+        </w:rPr>
+        <w:t xml:space="preserve">· 변동전위 — 지속 수 분~수십 분[13]이므로 10⁻³ Hz 이하. 통과대역 밖이다.</w:t>
+      </w:r>
+    </w:p>
+    <w:p>
+      <w:pPr>
+        <w:spacing w:before="0" w:after="60" w:line="312" w:lineRule="auto"/>
+        <w:ind w:left="440" w:hanging="220"/>
+        <w:rPr>
+          <w:rFonts w:ascii="휴먼명조" w:hAnsi="휴먼명조" w:eastAsia="휴먼명조" w:cs="휴먼명조"/>
+          <w:sz w:val="22"/>
+          <w:szCs w:val="22"/>
+        </w:rPr>
+      </w:pPr>
+      <w:r>
+        <w:rPr>
+          <w:rFonts w:ascii="휴먼명조" w:hAnsi="휴먼명조" w:eastAsia="휴먼명조" w:cs="휴먼명조"/>
+          <w:sz w:val="22"/>
+          <w:szCs w:val="22"/>
+        </w:rPr>
+        <w:t xml:space="preserve">· 수분 스트레스 — 수 시간~수 일 규모이므로 10⁻⁴ Hz 수준. 역시 통과대역 밖이며, 감쇠량은 100 dB를 넘는다.</w:t>
+      </w:r>
+    </w:p>
+    <w:p>
+      <w:pPr>
+        <w:spacing w:before="0" w:after="80" w:line="312" w:lineRule="auto"/>
+        <w:rPr>
+          <w:rFonts w:ascii="휴먼명조" w:hAnsi="휴먼명조" w:eastAsia="휴먼명조" w:cs="휴먼명조"/>
+          <w:sz w:val="22"/>
+          <w:szCs w:val="22"/>
+        </w:rPr>
+      </w:pPr>
+      <w:r>
+        <w:rPr>
+          <w:rFonts w:ascii="휴먼명조" w:hAnsi="휴먼명조" w:eastAsia="휴먼명조" w:cs="휴먼명조"/>
+          <w:sz w:val="22"/>
+          <w:szCs w:val="22"/>
+        </w:rPr>
+        <w:t xml:space="preserve">따라서 이 회로로 자극은 원리적으로 잡을 수 있고, 수분부족은 잡을 수 없다. 실제 결과가 정확히 그러했다 — 접촉 시 반응은 관측되었으나(그 출처는 3절에서 별도로 검증해야 한다) 수분부족은 끝내 확보하지 못했다. 다만 고역통과가 느린 기준점 이동을 지우므로, 통과하는 것은 파형 전체가 아니라 빠른 가장자리뿐이다.</w:t>
       </w:r>
     </w:p>
     <w:p>
@@ -6501,7 +6576,7 @@
       <w:r>
         <w:drawing>
           <wp:inline distT="0" distB="0" distL="0" distR="0">
-            <wp:extent cx="4950000" cy="1815000"/>
+            <wp:extent cx="4950000" cy="1966973"/>
             <wp:effectExtent l="0" t="0" r="0" b="0"/>
             <wp:docPr id="3" name="Picture 3"/>
             <wp:cNvGraphicFramePr/>
@@ -6521,7 +6596,7 @@
                   <pic:spPr>
                     <a:xfrm>
                       <a:off x="0" y="0"/>
-                      <a:ext cx="4950000" cy="1815000"/>
+                      <a:ext cx="4950000" cy="1966973"/>
                     </a:xfrm>
                     <a:prstGeom prst="rect">
                       <a:avLst/>
@@ -6571,7 +6646,7 @@
           <w:sz w:val="18"/>
           <w:szCs w:val="18"/>
         </w:rPr>
-        <w:t xml:space="preserve">세 신호 모두 통과대역 아래에 있어 100 dB 이상 감쇠한다. 통과대역 안에 남는 것은 60 Hz 유도잡음뿐이다.</w:t>
+        <w:t xml:space="preserve">활동전위의 과도 성분(0.025–2초, 곧 0.5–40 Hz)은 통과대역 안에 들어오지만, 변동전위와 수분 스트레스는 밖에 있어 100 dB 이상 감쇠한다.</w:t>
       </w:r>
     </w:p>
     <w:p>
@@ -6831,7 +6906,7 @@
       <w:r>
         <w:drawing>
           <wp:inline distT="0" distB="0" distL="0" distR="0">
-            <wp:extent cx="4950000" cy="1815000"/>
+            <wp:extent cx="4950000" cy="1706447"/>
             <wp:effectExtent l="0" t="0" r="0" b="0"/>
             <wp:docPr id="4" name="Picture 4"/>
             <wp:cNvGraphicFramePr/>
@@ -6851,7 +6926,7 @@
                   <pic:spPr>
                     <a:xfrm>
                       <a:off x="0" y="0"/>
-                      <a:ext cx="4950000" cy="1815000"/>
+                      <a:ext cx="4950000" cy="1706447"/>
                     </a:xfrm>
                     <a:prstGeom prst="rect">
                       <a:avLst/>

--- a/report/GML_결과보고서_20쪽판.docx
+++ b/report/GML_결과보고서_20쪽판.docx
@@ -6564,7 +6564,7 @@
           <w:sz w:val="22"/>
           <w:szCs w:val="22"/>
         </w:rPr>
-        <w:t xml:space="preserve">따라서 이 회로로 자극은 원리적으로 잡을 수 있고, 수분부족은 잡을 수 없다. 실제 결과가 정확히 그러했다 — 접촉 시 반응은 관측되었으나(그 출처는 3절에서 별도로 검증해야 한다) 수분부족은 끝내 확보하지 못했다. 다만 고역통과가 느린 기준점 이동을 지우므로, 통과하는 것은 파형 전체가 아니라 빠른 가장자리뿐이다.</w:t>
+        <w:t xml:space="preserve">따라서 이 회로로 자극은 원리적으로 잡을 가능성이 있고, 수분부족은 원리적으로 잡을 수 없다. 다만 고역통과가 느린 기준점 이동을 지우므로, 통과하는 것은 파형 전체가 아니라 빠른 가장자리뿐이다. 다만 이는 대역 계산에서 나온 가능성일 뿐 실측으로 확인하지 못했다(3절). 즉 수분부족은 불가능함이 증명된 반면 자극은 미검증으로, 둘의 성격이 다르다.</w:t>
       </w:r>
     </w:p>
     <w:p>

--- a/report/GML_결과보고서_20쪽판.docx
+++ b/report/GML_결과보고서_20쪽판.docx
@@ -1228,7 +1228,7 @@
           <w:sz w:val="22"/>
           <w:szCs w:val="22"/>
         </w:rPr>
-        <w:t xml:space="preserve">측정 설계에서 결정적인 것은 이 신호들의 크기와 속도다. 진폭은 측정 방식에 따라 편차가 커서 표면 전극의 과도 신호는 1 mV 미만으로[9], 토마토 줄기에서는 21.2 mV로[12] 보고된다. 속도는 더 중요하다. 토마토 AP의 전파 속도 5.6 ± 0.5 cm/min[12]은 초속 0.93 mm여서, 전극을 3 cm 간격으로 붙이면 신호가 두 전극 사이를 지나는 데 약 32초가 걸린다. 다만 이 32초는 신호가 전극 사이를 건너가는 시간이지 전극 하나가 보는 파형의 지속시간이 아니다. 후자는 문헌이 0.025–2초로 보고하므로[9] 0.5–40 Hz다. 즉 한 신호에 두 시간 규모가 공존한다 — 빠른 과도 성분과 수십 초 규모의 기준점 이동이며, 이 구분이 Ⅳ장 6절에서 결정적으로 쓰인다. 자기재생 방식임에도 신경 신호(초속 수 m)보다 10⁵배 느린 것은 전용 축삭 없이 체관부 세포를 하나씩 거쳐 가기 때문이다. 이 진폭과 속도가 Ⅳ장 6절 분석의 핵심 근거가 된다.</w:t>
+        <w:t xml:space="preserve">측정 설계에서 결정적인 것은 이 신호들의 크기와 속도다. 진폭은 측정 방식에 따라 편차가 커서 표면 전극의 과도 신호는 1 mV 미만으로[9], 토마토 줄기에서는 21.2 mV로[12] 보고된다. 속도는 더 중요하다. 토마토 AP의 전파 속도 5.6 ± 0.5 cm/min[12]은 초속 0.93 mm여서, 전극을 3 cm 간격으로 붙이면 신호가 두 전극 사이를 지나는 데 약 32초가 걸린다. 다만 이 32초는 신호가 전극 사이를 건너가는 시간이지 전극 하나가 보는 파형의 지속시간이 아니다. 후자는 문헌이 0.025–2초로 보고하므로[9] 0.5–40 Hz다. 즉 한 신호에 두 시간 규모가 공존한다 — 빠른 과도 성분과 수십 초 규모의 기준점 이동이며, 이 구분이 Ⅳ장 6절에서 결정적으로 쓰인다. 전용 축삭 없이 체관부 세포를 하나씩 거쳐 가므로 신경 신호(초속 수 m)보다 10⁵배 느리다. 이 진폭과 속도가 Ⅳ장 6절 분석의 근거다.</w:t>
       </w:r>
     </w:p>
     <w:p>
@@ -1287,7 +1287,7 @@
           <w:sz w:val="22"/>
           <w:szCs w:val="22"/>
         </w:rPr>
-        <w:t xml:space="preserve">이렇게 느린 신호라면 토양 수분 센서로 충분하지 않은가라는 의문이 나올 수 있다. 그러나 토양 센서는 흙의 물 함량을 잴 뿐 식물 자체의 수분 상태를 재지 않는다. 뿌리 손상, 근권 병해, 염류 집적, 또는 토양은 젖어 있어도 증산 요구량이 커서 흡수가 못 따라가는 경우처럼 토양이 젖어 있는데 식물은 스트레스를 겪는 상황에서 토양 센서는 이상을 감지하지 못한다. Ríos-Rojas 등은 과수 줄기 전위로[20], Cattani 등은 포도나무에서[21] 이를 보완하는 실시간 수분 스트레스 센서를 제시했다. 본 연구처럼 자극(초 단위)과 수분부족(시간~일 단위)을 같은 전극 한 세트로 잡으려는 시도는, 상태마다 별도 센서가 필요한 방식과 구분되는 통합적 이점을 목표로 한다.</w:t>
+        <w:t xml:space="preserve">수분부족이라면 토양 수분 센서로 충분하지 않은가라는 의문이 나올 수 있다. 그러나 토양 센서는 흙의 물 함량을 잴 뿐 식물 자체의 수분 상태를 재지 않는다. 뿌리 손상, 염류 집적, 또는 흙은 젖어 있어도 증산 요구량이 흡수를 앞지르는 경우처럼 흙은 정상인데 식물은 스트레스를 겪는 상황을 놓친다. Ríos-Rojas 등은 과수 줄기 전위로[20], Cattani 등은 포도나무에서[21] 이를 보완하는 센서를 제시했다. 자극(초 단위)과 수분부족(시간~일 단위)을 같은 전극 한 세트로 잡는 것이 본 연구의 목표다.</w:t>
       </w:r>
     </w:p>
     <w:p>
@@ -6576,7 +6576,7 @@
       <w:r>
         <w:drawing>
           <wp:inline distT="0" distB="0" distL="0" distR="0">
-            <wp:extent cx="4950000" cy="1966973"/>
+            <wp:extent cx="4950000" cy="1411276"/>
             <wp:effectExtent l="0" t="0" r="0" b="0"/>
             <wp:docPr id="3" name="Picture 3"/>
             <wp:cNvGraphicFramePr/>
@@ -6596,7 +6596,7 @@
                   <pic:spPr>
                     <a:xfrm>
                       <a:off x="0" y="0"/>
-                      <a:ext cx="4950000" cy="1966973"/>
+                      <a:ext cx="4950000" cy="1411276"/>
                     </a:xfrm>
                     <a:prstGeom prst="rect">
                       <a:avLst/>
@@ -6906,7 +6906,7 @@
       <w:r>
         <w:drawing>
           <wp:inline distT="0" distB="0" distL="0" distR="0">
-            <wp:extent cx="4950000" cy="1706447"/>
+            <wp:extent cx="4950000" cy="1221702"/>
             <wp:effectExtent l="0" t="0" r="0" b="0"/>
             <wp:docPr id="4" name="Picture 4"/>
             <wp:cNvGraphicFramePr/>
@@ -6926,7 +6926,7 @@
                   <pic:spPr>
                     <a:xfrm>
                       <a:off x="0" y="0"/>
-                      <a:ext cx="4950000" cy="1706447"/>
+                      <a:ext cx="4950000" cy="1221702"/>
                     </a:xfrm>
                     <a:prstGeom prst="rect">
                       <a:avLst/>
@@ -8728,25 +8728,25 @@
           <w:sz w:val="22"/>
           <w:szCs w:val="22"/>
         </w:rPr>
-        <w:t xml:space="preserve">근본 원인은 측정 장비의 사양이 측정 대상에 맞지 않았다는 것이다. 문헌이 보고한 토마토 활동전위의 진폭은 21.2 mV로[12] 생체전위로서 작지 않으므로, 실패를 “신호가 너무 작아서”로 돌리기는 어렵다. 사양 불일치는 두 가지로 압축된다(표10). 첫째, 전문 장비가 DC 결합으로 직류 성분까지 재는 반면 AD8232는 0.5 Hz 고역통과가 고정되어 있어 느린 식물 신호를 통과시키지 못한다. 둘째, 입력 임피던스 자체는 10 GΩ로 요구치를 충족하지만 — 따라서 흔히 지목되는 전압 분배에 의한 감쇠는 원인이 아니다 — 큐티클을 통한 MΩ~GΩ의 접촉 임피던스가 오프셋 전류와 곱해져 허용 입력 범위(±1.23 mV)를 크게 넘는 직류 오프셋을 만들고, 입력 용량과 저역통과를 이루며, CMRR 균형을 무너뜨린다(Ⅳ장 6절 (3)).</w:t>
-      </w:r>
-    </w:p>
-    <w:p>
-      <w:pPr>
-        <w:spacing w:before="0" w:after="80" w:line="312" w:lineRule="auto"/>
-        <w:rPr>
-          <w:rFonts w:ascii="휴먼명조" w:hAnsi="휴먼명조" w:eastAsia="휴먼명조" w:cs="휴먼명조"/>
-          <w:sz w:val="22"/>
-          <w:szCs w:val="22"/>
-        </w:rPr>
-      </w:pPr>
-      <w:r>
-        <w:rPr>
-          <w:rFonts w:ascii="휴먼명조" w:hAnsi="휴먼명조" w:eastAsia="휴먼명조" w:cs="휴먼명조"/>
-          <w:sz w:val="22"/>
-          <w:szCs w:val="22"/>
-        </w:rPr>
-        <w:t xml:space="preserve">본 연구는 이 두 항목이 아니라 샘플링 주파수를 높이는 데 가장 많은 노력을 투입했다. 그 결과 샘플링만 문헌 권장치(40–100 Hz)를 두 배 이상 초과 달성했고, 정작 결정적인 두 항목은 소자 선택 시점에 이미 결정되어 있었다. 측정계 최적화의 방향 자체를 다시 잡아야 한다는 것이 본 연구의 가장 중요한 교훈이다.</w:t>
+        <w:t xml:space="preserve">근본 원인은 측정 장비의 사양이 측정 대상에 맞지 않았다는 것이다. 문헌의 토마토 활동전위는 21.2 mV로[12] 작지 않으므로 “신호가 너무 작아서”로 돌리기는 어렵다. 불일치는 둘이다(표10). 첫째, 전문 장비가 DC 결합인 반면 AD8232는 0.5 Hz 고역통과가 고정이라 느린 신호를 통과시키지 못한다. 둘째, 입력 임피던스 자체는 요구치를 충족하므로 전압 분배에 의한 감쇠는 원인이 아니고, 큐티클을 통한 MΩ~GΩ의 접촉 임피던스가 오프셋 전류와 곱해져 허용 입력 범위를 넘는 직류 오프셋을 만드는 것이 문제다(Ⅳ장 6절 (3)).</w:t>
+      </w:r>
+    </w:p>
+    <w:p>
+      <w:pPr>
+        <w:spacing w:before="0" w:after="80" w:line="312" w:lineRule="auto"/>
+        <w:rPr>
+          <w:rFonts w:ascii="휴먼명조" w:hAnsi="휴먼명조" w:eastAsia="휴먼명조" w:cs="휴먼명조"/>
+          <w:sz w:val="22"/>
+          <w:szCs w:val="22"/>
+        </w:rPr>
+      </w:pPr>
+      <w:r>
+        <w:rPr>
+          <w:rFonts w:ascii="휴먼명조" w:hAnsi="휴먼명조" w:eastAsia="휴먼명조" w:cs="휴먼명조"/>
+          <w:sz w:val="22"/>
+          <w:szCs w:val="22"/>
+        </w:rPr>
+        <w:t xml:space="preserve">본 연구는 이 두 항목이 아니라 샘플링 주파수를 높이는 데 가장 많은 노력을 투입했다. 그래서 샘플링만 문헌 권장치(40–100 Hz)를 두 배 넘게 초과했고, 정작 결정적인 두 항목은 소자를 고르는 순간 이미 결정되어 있었다. 최적화의 방향 자체를 다시 잡아야 한다는 것이 이 연구의 가장 중요한 교훈이다.</w:t>
       </w:r>
     </w:p>
     <w:p>
@@ -8966,7 +8966,7 @@
           <w:sz w:val="22"/>
           <w:szCs w:val="22"/>
         </w:rPr>
-        <w:t xml:space="preserve">① 측정 장비 교체. 프런트엔드를 DC 결합·저바이어스 계측 증폭기로 재구성한다. 선정 기준은 입력 임피던스의 절대값이 아니라 입력 바이어스·오프셋 전류여야 한다(6절 (3)). JFET 입력 소자인 AD8220[25]은 입력 바이어스 전류 최댓값이 10 pA로 AD8232(1 nA)의 1/100 수준이며, Ze = 1 GΩ에서 오프셋이 25 mV에서 10 mV로 줄어든다. 아울러 이득을 10~100배로 낮춰 허용 입력 범위를 넓힌다. AD8232를 유지한다면 고역통과 결정 커패시터를 교체해 차단 주파수를 0.01 Hz 이하로 낮추는 것이 수분부족 측정을 가능하게 하는 유일한 경로다.</w:t>
+        <w:t xml:space="preserve">① 측정 장비 교체. 프런트엔드를 DC 결합·저바이어스로 재구성한다. 선정 기준은 입력 임피던스의 절대값이 아니라 입력 바이어스·오프셋 전류여야 한다(6절 (3)). JFET 입력인 AD8220[25]은 바이어스 전류 최댓값이 10 pA로 AD8232(1 nA)의 1/100이다. AD8232를 유지한다면 고역통과 커패시터를 교체해 차단을 0.01 Hz 이하로 낮추는 것이 수분부족 측정의 유일한 경로다.</w:t>
       </w:r>
     </w:p>
     <w:p>
@@ -9047,6 +9047,106 @@
     </w:p>
     <w:p>
       <w:pPr>
+        <w:spacing w:before="0" w:after="80" w:line="312" w:lineRule="auto"/>
+        <w:rPr>
+          <w:rFonts w:ascii="휴먼명조" w:hAnsi="휴먼명조" w:eastAsia="휴먼명조" w:cs="휴먼명조"/>
+          <w:sz w:val="22"/>
+          <w:szCs w:val="22"/>
+        </w:rPr>
+      </w:pPr>
+      <w:r>
+        <w:rPr>
+          <w:rFonts w:ascii="휴먼명조" w:hAnsi="휴먼명조" w:eastAsia="휴먼명조" w:cs="휴먼명조"/>
+          <w:sz w:val="22"/>
+          <w:szCs w:val="22"/>
+        </w:rPr>
+        <w:t xml:space="preserve">위 (1)의 재구성을 실제 회로로 확정하였다(그림13). 전압 폴로어는 증폭하지 않고 임피던스만 낮추므로 고역통과가 없고, 증폭은 ADS1115의 PGA가 맡아 ±256 mV·7.81 µV를 얻는다. 다만 고역통과를 없앤다고 수분부족이 측정되는 것은 아니다 — 원리적 차단이 사라질 뿐, 그 자리를 전극 표류가 대신한다. 표류는 수분 스트레스와 대역이 겹쳐서, 한 채널만 재면 “식물이 마른 것”과 “전극이 오래 붙어 있던 것”을 구분할 수 없다. 그래서 식물 없이 전극쌍만 담근 참조 채널을 동시에 기록해 뺀다. Ⅳ장 3절 (4)의 사체 대조를 상시로 수행하는 셈이다.</w:t>
+      </w:r>
+    </w:p>
+    <w:p>
+      <w:pPr>
+        <w:keepNext/>
+        <w:spacing w:before="120" w:after="60"/>
+        <w:jc w:val="center"/>
+      </w:pPr>
+      <w:r>
+        <w:drawing>
+          <wp:inline distT="0" distB="0" distL="0" distR="0">
+            <wp:extent cx="4950000" cy="1832553"/>
+            <wp:effectExtent l="0" t="0" r="0" b="0"/>
+            <wp:docPr id="5" name="Picture 5"/>
+            <wp:cNvGraphicFramePr/>
+            <a:graphic xmlns:a="http://schemas.openxmlformats.org/drawingml/2006/main">
+              <a:graphicData uri="http://schemas.openxmlformats.org/drawingml/2006/picture">
+                <pic:pic xmlns:pic="http://schemas.openxmlformats.org/drawingml/2006/picture">
+                  <pic:nvPicPr>
+                    <pic:cNvPr id="5" name="p4.png"/>
+                    <pic:cNvPicPr/>
+                  </pic:nvPicPr>
+                  <pic:blipFill>
+                    <a:blip r:embed="rId104"/>
+                    <a:stretch>
+                      <a:fillRect/>
+                    </a:stretch>
+                  </pic:blipFill>
+                  <pic:spPr>
+                    <a:xfrm>
+                      <a:off x="0" y="0"/>
+                      <a:ext cx="4950000" cy="1832553"/>
+                    </a:xfrm>
+                    <a:prstGeom prst="rect">
+                      <a:avLst/>
+                    </a:prstGeom>
+                  </pic:spPr>
+                </pic:pic>
+              </a:graphicData>
+            </a:graphic>
+          </wp:inline>
+        </w:drawing>
+      </w:r>
+    </w:p>
+    <w:p>
+      <w:pPr>
+        <w:spacing w:before="0" w:after="40" w:line="312" w:lineRule="auto"/>
+        <w:jc w:val="center"/>
+        <w:rPr>
+          <w:rFonts w:ascii="휴먼명조" w:hAnsi="휴먼명조" w:eastAsia="휴먼명조" w:cs="휴먼명조"/>
+          <w:sz w:val="22"/>
+          <w:szCs w:val="22"/>
+        </w:rPr>
+      </w:pPr>
+      <w:r>
+        <w:rPr>
+          <w:rFonts w:ascii="휴먼명조" w:hAnsi="휴먼명조" w:eastAsia="휴먼명조" w:cs="휴먼명조"/>
+          <w:sz w:val="22"/>
+          <w:szCs w:val="22"/>
+        </w:rPr>
+        <w:t xml:space="preserve">그림13. DC 결합 프런트엔드와 참조 채널 구성</w:t>
+      </w:r>
+    </w:p>
+    <w:p>
+      <w:pPr>
+        <w:spacing w:before="0" w:after="100" w:line="312" w:lineRule="auto"/>
+        <w:jc w:val="center"/>
+        <w:rPr>
+          <w:rFonts w:ascii="휴먼명조" w:hAnsi="휴먼명조" w:eastAsia="휴먼명조" w:cs="휴먼명조"/>
+          <w:color w:val="555555"/>
+          <w:sz w:val="18"/>
+          <w:szCs w:val="18"/>
+        </w:rPr>
+      </w:pPr>
+      <w:r>
+        <w:rPr>
+          <w:rFonts w:ascii="휴먼명조" w:hAnsi="휴먼명조" w:eastAsia="휴먼명조" w:cs="휴먼명조"/>
+          <w:color w:val="555555"/>
+          <w:sz w:val="18"/>
+          <w:szCs w:val="18"/>
+        </w:rPr>
+        <w:t xml:space="preserve">버퍼는 이득 1배로 임피던스만 낮추며 고역통과가 없다. ADS1115의 차동쌍 두 개 중 하나를 식물에, 하나를 참조(사체·젤)에 배정해 두 채널에 공통으로 실린 전극 표류를 상쇄한다.</w:t>
+      </w:r>
+    </w:p>
+    <w:p>
+      <w:pPr>
         <w:keepNext/>
         <w:spacing w:before="200" w:after="200" w:line="312" w:lineRule="auto"/>
         <w:rPr>
@@ -9779,26 +9879,6 @@
           <w:szCs w:val="22"/>
         </w:rPr>
         <w:t xml:space="preserve">② 표4·표5·표7의 대조실험을 수행하여 신호 출처를 반드시 검증한다. 특히 표7의 음성 대조군(알루미늄 호일·건조 가지)은 추가 장비 없이 수행할 수 있다.</w:t>
-      </w:r>
-    </w:p>
-    <w:p>
-      <w:pPr>
-        <w:keepNext/>
-        <w:spacing w:before="0" w:after="60" w:line="312" w:lineRule="auto"/>
-        <w:jc w:val="center"/>
-        <w:rPr>
-          <w:rFonts w:ascii="휴먼명조" w:hAnsi="휴먼명조" w:eastAsia="휴먼명조" w:cs="휴먼명조"/>
-          <w:sz w:val="22"/>
-          <w:szCs w:val="22"/>
-        </w:rPr>
-      </w:pPr>
-      <w:r>
-        <w:rPr>
-          <w:rFonts w:ascii="휴먼명조" w:hAnsi="휴먼명조" w:eastAsia="휴먼명조" w:cs="휴먼명조"/>
-          <w:sz w:val="22"/>
-          <w:szCs w:val="22"/>
-        </w:rPr>
-        <w:t xml:space="preserve">부표2. 주요 용어</w:t>
       </w:r>
     </w:p>
     <w:sectPr>

--- a/report/GML_결과보고서_20쪽판.docx
+++ b/report/GML_결과보고서_20쪽판.docx
@@ -9072,7 +9072,7 @@
       <w:r>
         <w:drawing>
           <wp:inline distT="0" distB="0" distL="0" distR="0">
-            <wp:extent cx="4950000" cy="1832553"/>
+            <wp:extent cx="4950000" cy="1563750"/>
             <wp:effectExtent l="0" t="0" r="0" b="0"/>
             <wp:docPr id="5" name="Picture 5"/>
             <wp:cNvGraphicFramePr/>
@@ -9092,7 +9092,7 @@
                   <pic:spPr>
                     <a:xfrm>
                       <a:off x="0" y="0"/>
-                      <a:ext cx="4950000" cy="1832553"/>
+                      <a:ext cx="4950000" cy="1563750"/>
                     </a:xfrm>
                     <a:prstGeom prst="rect">
                       <a:avLst/>

--- a/report/GML_결과보고서_20쪽판.docx
+++ b/report/GML_결과보고서_20쪽판.docx
@@ -9072,7 +9072,7 @@
       <w:r>
         <w:drawing>
           <wp:inline distT="0" distB="0" distL="0" distR="0">
-            <wp:extent cx="4950000" cy="1563750"/>
+            <wp:extent cx="4950000" cy="1786363"/>
             <wp:effectExtent l="0" t="0" r="0" b="0"/>
             <wp:docPr id="5" name="Picture 5"/>
             <wp:cNvGraphicFramePr/>
@@ -9092,7 +9092,7 @@
                   <pic:spPr>
                     <a:xfrm>
                       <a:off x="0" y="0"/>
-                      <a:ext cx="4950000" cy="1563750"/>
+                      <a:ext cx="4950000" cy="1786363"/>
                     </a:xfrm>
                     <a:prstGeom prst="rect">
                       <a:avLst/>

--- a/report/GML_결과보고서_20쪽판.docx
+++ b/report/GML_결과보고서_20쪽판.docx
@@ -9072,7 +9072,7 @@
       <w:r>
         <w:drawing>
           <wp:inline distT="0" distB="0" distL="0" distR="0">
-            <wp:extent cx="4950000" cy="1786363"/>
+            <wp:extent cx="4950000" cy="1597167"/>
             <wp:effectExtent l="0" t="0" r="0" b="0"/>
             <wp:docPr id="5" name="Picture 5"/>
             <wp:cNvGraphicFramePr/>
@@ -9092,7 +9092,7 @@
                   <pic:spPr>
                     <a:xfrm>
                       <a:off x="0" y="0"/>
-                      <a:ext cx="4950000" cy="1786363"/>
+                      <a:ext cx="4950000" cy="1597167"/>
                     </a:xfrm>
                     <a:prstGeom prst="rect">
                       <a:avLst/>
